--- a/docs/internal.docx
+++ b/docs/internal.docx
@@ -648,7 +648,6 @@
           <w:rFonts w:asciiTheme="majorBidi" w:hAnsiTheme="majorBidi" w:cstheme="majorBidi"/>
           <w:b/>
           <w:bCs/>
-          <w:u w:val="dotted"/>
           <w:lang w:bidi="ar-EG"/>
         </w:rPr>
       </w:pPr>
@@ -668,7 +667,6 @@
           <w:rFonts w:asciiTheme="majorBidi" w:hAnsiTheme="majorBidi" w:cstheme="majorBidi"/>
           <w:b/>
           <w:bCs/>
-          <w:u w:val="dotted"/>
           <w:lang w:bidi="ar-EG"/>
         </w:rPr>
         <w:t>{{ description</w:t>
@@ -679,7 +677,6 @@
           <w:rFonts w:asciiTheme="majorBidi" w:hAnsiTheme="majorBidi" w:cstheme="majorBidi"/>
           <w:b/>
           <w:bCs/>
-          <w:u w:val="dotted"/>
           <w:lang w:bidi="ar-EG"/>
         </w:rPr>
         <w:t xml:space="preserve"> }}</w:t>
@@ -800,7 +797,7 @@
               </wp:anchor>
             </w:drawing>
           </mc:Choice>
-          <mc:Fallback xmlns:w16cid="http://schemas.microsoft.com/office/word/2016/wordml/cid" xmlns:am3d="http://schemas.microsoft.com/office/drawing/2017/model3d" xmlns:aink="http://schemas.microsoft.com/office/drawing/2016/ink" xmlns:cx8="http://schemas.microsoft.com/office/drawing/2016/5/14/chartex" xmlns:cx7="http://schemas.microsoft.com/office/drawing/2016/5/13/chartex" xmlns:cx6="http://schemas.microsoft.com/office/drawing/2016/5/12/chartex" xmlns:cx5="http://schemas.microsoft.com/office/drawing/2016/5/11/chartex" xmlns:cx4="http://schemas.microsoft.com/office/drawing/2016/5/10/chartex" xmlns:cx3="http://schemas.microsoft.com/office/drawing/2016/5/9/chartex" xmlns:cx2="http://schemas.microsoft.com/office/drawing/2015/10/21/chartex" xmlns:cx1="http://schemas.microsoft.com/office/drawing/2015/9/8/chartex">
+          <mc:Fallback xmlns:cx1="http://schemas.microsoft.com/office/drawing/2015/9/8/chartex" xmlns:cx2="http://schemas.microsoft.com/office/drawing/2015/10/21/chartex" xmlns:cx3="http://schemas.microsoft.com/office/drawing/2016/5/9/chartex" xmlns:cx4="http://schemas.microsoft.com/office/drawing/2016/5/10/chartex" xmlns:cx5="http://schemas.microsoft.com/office/drawing/2016/5/11/chartex" xmlns:cx6="http://schemas.microsoft.com/office/drawing/2016/5/12/chartex" xmlns:cx7="http://schemas.microsoft.com/office/drawing/2016/5/13/chartex" xmlns:cx8="http://schemas.microsoft.com/office/drawing/2016/5/14/chartex" xmlns:aink="http://schemas.microsoft.com/office/drawing/2016/ink" xmlns:am3d="http://schemas.microsoft.com/office/drawing/2017/model3d" xmlns:w16cid="http://schemas.microsoft.com/office/word/2016/wordml/cid">
             <w:pict>
               <v:shapetype w14:anchorId="48CD8388" id="_x0000_t202" coordsize="21600,21600" o:spt="202" path="m,l,21600r21600,l21600,xe">
                 <v:stroke joinstyle="miter"/>
@@ -929,6 +926,8 @@
         </w:rPr>
         <w:br/>
       </w:r>
+      <w:bookmarkStart w:id="0" w:name="_GoBack"/>
+      <w:bookmarkEnd w:id="0"/>
     </w:p>
     <w:p>
       <w:pPr>
@@ -969,71 +968,6 @@
           <w:rtl/>
         </w:rPr>
         <w:tab/>
-      </w:r>
-    </w:p>
-    <w:p>
-      <w:pPr>
-        <w:tabs>
-          <w:tab w:val="left" w:pos="2167"/>
-          <w:tab w:val="left" w:pos="4417"/>
-          <w:tab w:val="left" w:pos="7387"/>
-        </w:tabs>
-        <w:bidi/>
-        <w:spacing w:after="0"/>
-        <w:jc w:val="center"/>
-        <w:rPr>
-          <w:rFonts w:asciiTheme="majorBidi" w:hAnsiTheme="majorBidi" w:cstheme="majorBidi"/>
-          <w:b/>
-          <w:bCs/>
-          <w:sz w:val="24"/>
-          <w:szCs w:val="24"/>
-          <w:u w:val="single"/>
-          <w:rtl/>
-        </w:rPr>
-      </w:pPr>
-      <w:proofErr w:type="gramStart"/>
-      <w:r>
-        <w:rPr>
-          <w:rFonts w:asciiTheme="majorBidi" w:hAnsiTheme="majorBidi" w:cstheme="majorBidi"/>
-          <w:b/>
-          <w:bCs/>
-          <w:u w:val="dotted"/>
-          <w:lang w:bidi="ar-EG"/>
-        </w:rPr>
-        <w:t xml:space="preserve">{{ </w:t>
-      </w:r>
-      <w:proofErr w:type="spellStart"/>
-      <w:r>
-        <w:rPr>
-          <w:rFonts w:asciiTheme="majorBidi" w:hAnsiTheme="majorBidi" w:cstheme="majorBidi"/>
-          <w:b/>
-          <w:bCs/>
-          <w:u w:val="dotted"/>
-          <w:lang w:bidi="ar-EG"/>
-        </w:rPr>
-        <w:t>admin</w:t>
-      </w:r>
-      <w:proofErr w:type="gramEnd"/>
-      <w:r>
-        <w:rPr>
-          <w:rFonts w:asciiTheme="majorBidi" w:hAnsiTheme="majorBidi" w:cstheme="majorBidi"/>
-          <w:b/>
-          <w:bCs/>
-          <w:u w:val="dotted"/>
-          <w:lang w:bidi="ar-EG"/>
-        </w:rPr>
-        <w:t>_notes</w:t>
-      </w:r>
-      <w:proofErr w:type="spellEnd"/>
-      <w:r>
-        <w:rPr>
-          <w:rFonts w:asciiTheme="majorBidi" w:hAnsiTheme="majorBidi" w:cstheme="majorBidi"/>
-          <w:b/>
-          <w:bCs/>
-          <w:u w:val="dotted"/>
-          <w:lang w:bidi="ar-EG"/>
-        </w:rPr>
-        <w:t xml:space="preserve"> }}</w:t>
       </w:r>
     </w:p>
     <w:p>
@@ -1139,7 +1073,6 @@
         </w:rPr>
         <w:tab/>
       </w:r>
-      <w:bookmarkStart w:id="0" w:name="_GoBack"/>
       <w:r>
         <w:rPr>
           <w:rFonts w:ascii="Consolas" w:hAnsi="Consolas"/>
@@ -1150,7 +1083,6 @@
         </w:rPr>
         <w:t>{{ decision_declined }}</w:t>
       </w:r>
-      <w:bookmarkEnd w:id="0"/>
       <w:r>
         <w:rPr>
           <w:rFonts w:asciiTheme="majorBidi" w:hAnsiTheme="majorBidi" w:cstheme="majorBidi" w:hint="cs"/>
@@ -1664,7 +1596,7 @@
               </wp:anchor>
             </w:drawing>
           </mc:Choice>
-          <mc:Fallback xmlns:w16cid="http://schemas.microsoft.com/office/word/2016/wordml/cid" xmlns:am3d="http://schemas.microsoft.com/office/drawing/2017/model3d" xmlns:aink="http://schemas.microsoft.com/office/drawing/2016/ink" xmlns:cx8="http://schemas.microsoft.com/office/drawing/2016/5/14/chartex" xmlns:cx7="http://schemas.microsoft.com/office/drawing/2016/5/13/chartex" xmlns:cx6="http://schemas.microsoft.com/office/drawing/2016/5/12/chartex" xmlns:cx5="http://schemas.microsoft.com/office/drawing/2016/5/11/chartex" xmlns:cx4="http://schemas.microsoft.com/office/drawing/2016/5/10/chartex" xmlns:cx3="http://schemas.microsoft.com/office/drawing/2016/5/9/chartex" xmlns:cx2="http://schemas.microsoft.com/office/drawing/2015/10/21/chartex" xmlns:cx1="http://schemas.microsoft.com/office/drawing/2015/9/8/chartex">
+          <mc:Fallback xmlns:cx1="http://schemas.microsoft.com/office/drawing/2015/9/8/chartex" xmlns:cx2="http://schemas.microsoft.com/office/drawing/2015/10/21/chartex" xmlns:cx3="http://schemas.microsoft.com/office/drawing/2016/5/9/chartex" xmlns:cx4="http://schemas.microsoft.com/office/drawing/2016/5/10/chartex" xmlns:cx5="http://schemas.microsoft.com/office/drawing/2016/5/11/chartex" xmlns:cx6="http://schemas.microsoft.com/office/drawing/2016/5/12/chartex" xmlns:cx7="http://schemas.microsoft.com/office/drawing/2016/5/13/chartex" xmlns:cx8="http://schemas.microsoft.com/office/drawing/2016/5/14/chartex" xmlns:aink="http://schemas.microsoft.com/office/drawing/2016/ink" xmlns:am3d="http://schemas.microsoft.com/office/drawing/2017/model3d" xmlns:w16cid="http://schemas.microsoft.com/office/word/2016/wordml/cid">
             <w:pict>
               <v:rect w14:anchorId="4DB8CA6A" id="Rectangle 3" o:spid="_x0000_s1027" style="position:absolute;margin-left:36.45pt;margin-top:21.55pt;width:539.35pt;height:136.5pt;z-index:251676672;visibility:visible;mso-wrap-style:square;mso-width-percent:0;mso-height-percent:0;mso-wrap-distance-left:9pt;mso-wrap-distance-top:0;mso-wrap-distance-right:9pt;mso-wrap-distance-bottom:0;mso-position-horizontal:absolute;mso-position-horizontal-relative:page;mso-position-vertical:absolute;mso-position-vertical-relative:text;mso-width-percent:0;mso-height-percent:0;mso-width-relative:margin;mso-height-relative:margin;v-text-anchor:top" o:gfxdata="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" fillcolor="white [3201]" strokecolor="black [3200]" strokeweight="2.25pt">
                 <v:textbox>
@@ -2186,7 +2118,7 @@
               </wp:anchor>
             </w:drawing>
           </mc:Choice>
-          <mc:Fallback xmlns:w16cid="http://schemas.microsoft.com/office/word/2016/wordml/cid" xmlns:am3d="http://schemas.microsoft.com/office/drawing/2017/model3d" xmlns:aink="http://schemas.microsoft.com/office/drawing/2016/ink" xmlns:cx8="http://schemas.microsoft.com/office/drawing/2016/5/14/chartex" xmlns:cx7="http://schemas.microsoft.com/office/drawing/2016/5/13/chartex" xmlns:cx6="http://schemas.microsoft.com/office/drawing/2016/5/12/chartex" xmlns:cx5="http://schemas.microsoft.com/office/drawing/2016/5/11/chartex" xmlns:cx4="http://schemas.microsoft.com/office/drawing/2016/5/10/chartex" xmlns:cx3="http://schemas.microsoft.com/office/drawing/2016/5/9/chartex" xmlns:cx2="http://schemas.microsoft.com/office/drawing/2015/10/21/chartex" xmlns:cx1="http://schemas.microsoft.com/office/drawing/2015/9/8/chartex">
+          <mc:Fallback xmlns:cx1="http://schemas.microsoft.com/office/drawing/2015/9/8/chartex" xmlns:cx2="http://schemas.microsoft.com/office/drawing/2015/10/21/chartex" xmlns:cx3="http://schemas.microsoft.com/office/drawing/2016/5/9/chartex" xmlns:cx4="http://schemas.microsoft.com/office/drawing/2016/5/10/chartex" xmlns:cx5="http://schemas.microsoft.com/office/drawing/2016/5/11/chartex" xmlns:cx6="http://schemas.microsoft.com/office/drawing/2016/5/12/chartex" xmlns:cx7="http://schemas.microsoft.com/office/drawing/2016/5/13/chartex" xmlns:cx8="http://schemas.microsoft.com/office/drawing/2016/5/14/chartex" xmlns:aink="http://schemas.microsoft.com/office/drawing/2016/ink" xmlns:am3d="http://schemas.microsoft.com/office/drawing/2017/model3d" xmlns:w16cid="http://schemas.microsoft.com/office/word/2016/wordml/cid">
             <w:pict>
               <v:shape id="Text Box 17" o:spid="_x0000_s1028" type="#_x0000_t202" style="position:absolute;left:0;text-align:left;margin-left:36.45pt;margin-top:35.35pt;width:540.2pt;height:164.55pt;z-index:251694080;visibility:visible;mso-wrap-style:square;mso-width-percent:0;mso-height-percent:0;mso-wrap-distance-left:9pt;mso-wrap-distance-top:0;mso-wrap-distance-right:9pt;mso-wrap-distance-bottom:0;mso-position-horizontal:absolute;mso-position-horizontal-relative:page;mso-position-vertical:absolute;mso-position-vertical-relative:text;mso-width-percent:0;mso-height-percent:0;mso-width-relative:margin;mso-height-relative:margin;v-text-anchor:top" o:gfxdata="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" fillcolor="white [3201]" strokecolor="black [3200]" strokeweight="2pt">
                 <v:textbox>
@@ -2415,7 +2347,7 @@
             </wp:anchor>
           </w:drawing>
         </mc:Choice>
-        <mc:Fallback xmlns:w16cid="http://schemas.microsoft.com/office/word/2016/wordml/cid" xmlns:am3d="http://schemas.microsoft.com/office/drawing/2017/model3d" xmlns:aink="http://schemas.microsoft.com/office/drawing/2016/ink" xmlns:cx8="http://schemas.microsoft.com/office/drawing/2016/5/14/chartex" xmlns:cx7="http://schemas.microsoft.com/office/drawing/2016/5/13/chartex" xmlns:cx6="http://schemas.microsoft.com/office/drawing/2016/5/12/chartex" xmlns:cx5="http://schemas.microsoft.com/office/drawing/2016/5/11/chartex" xmlns:cx4="http://schemas.microsoft.com/office/drawing/2016/5/10/chartex" xmlns:cx3="http://schemas.microsoft.com/office/drawing/2016/5/9/chartex" xmlns:cx2="http://schemas.microsoft.com/office/drawing/2015/10/21/chartex" xmlns:cx1="http://schemas.microsoft.com/office/drawing/2015/9/8/chartex">
+        <mc:Fallback xmlns:cx1="http://schemas.microsoft.com/office/drawing/2015/9/8/chartex" xmlns:cx2="http://schemas.microsoft.com/office/drawing/2015/10/21/chartex" xmlns:cx3="http://schemas.microsoft.com/office/drawing/2016/5/9/chartex" xmlns:cx4="http://schemas.microsoft.com/office/drawing/2016/5/10/chartex" xmlns:cx5="http://schemas.microsoft.com/office/drawing/2016/5/11/chartex" xmlns:cx6="http://schemas.microsoft.com/office/drawing/2016/5/12/chartex" xmlns:cx7="http://schemas.microsoft.com/office/drawing/2016/5/13/chartex" xmlns:cx8="http://schemas.microsoft.com/office/drawing/2016/5/14/chartex" xmlns:aink="http://schemas.microsoft.com/office/drawing/2016/ink" xmlns:am3d="http://schemas.microsoft.com/office/drawing/2017/model3d" xmlns:w16cid="http://schemas.microsoft.com/office/word/2016/wordml/cid">
           <w:pict>
             <v:shapetype w14:anchorId="50BB8C6A" id="_x0000_t202" coordsize="21600,21600" o:spt="202" path="m,l,21600r21600,l21600,xe">
               <v:stroke joinstyle="miter"/>
@@ -2627,7 +2559,7 @@
             </wp:anchor>
           </w:drawing>
         </mc:Choice>
-        <mc:Fallback xmlns:w16cid="http://schemas.microsoft.com/office/word/2016/wordml/cid" xmlns:am3d="http://schemas.microsoft.com/office/drawing/2017/model3d" xmlns:aink="http://schemas.microsoft.com/office/drawing/2016/ink" xmlns:cx8="http://schemas.microsoft.com/office/drawing/2016/5/14/chartex" xmlns:cx7="http://schemas.microsoft.com/office/drawing/2016/5/13/chartex" xmlns:cx6="http://schemas.microsoft.com/office/drawing/2016/5/12/chartex" xmlns:cx5="http://schemas.microsoft.com/office/drawing/2016/5/11/chartex" xmlns:cx4="http://schemas.microsoft.com/office/drawing/2016/5/10/chartex" xmlns:cx3="http://schemas.microsoft.com/office/drawing/2016/5/9/chartex" xmlns:cx2="http://schemas.microsoft.com/office/drawing/2015/10/21/chartex" xmlns:cx1="http://schemas.microsoft.com/office/drawing/2015/9/8/chartex">
+        <mc:Fallback xmlns:cx1="http://schemas.microsoft.com/office/drawing/2015/9/8/chartex" xmlns:cx2="http://schemas.microsoft.com/office/drawing/2015/10/21/chartex" xmlns:cx3="http://schemas.microsoft.com/office/drawing/2016/5/9/chartex" xmlns:cx4="http://schemas.microsoft.com/office/drawing/2016/5/10/chartex" xmlns:cx5="http://schemas.microsoft.com/office/drawing/2016/5/11/chartex" xmlns:cx6="http://schemas.microsoft.com/office/drawing/2016/5/12/chartex" xmlns:cx7="http://schemas.microsoft.com/office/drawing/2016/5/13/chartex" xmlns:cx8="http://schemas.microsoft.com/office/drawing/2016/5/14/chartex" xmlns:aink="http://schemas.microsoft.com/office/drawing/2016/ink" xmlns:am3d="http://schemas.microsoft.com/office/drawing/2017/model3d" xmlns:w16cid="http://schemas.microsoft.com/office/word/2016/wordml/cid">
           <w:pict>
             <v:shape w14:anchorId="05B923E3" id="Text Box 1" o:spid="_x0000_s1030" type="#_x0000_t202" style="position:absolute;margin-left:379.8pt;margin-top:4.8pt;width:114pt;height:78.6pt;z-index:251657216;visibility:visible;mso-wrap-style:square;mso-wrap-distance-left:9pt;mso-wrap-distance-top:0;mso-wrap-distance-right:9pt;mso-wrap-distance-bottom:0;mso-position-horizontal:absolute;mso-position-horizontal-relative:text;mso-position-vertical:absolute;mso-position-vertical-relative:text;v-text-anchor:top" o:gfxdata="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" fillcolor="white [3201]" stroked="f" strokeweight=".5pt">
               <v:textbox>
@@ -14724,7 +14656,7 @@
 </file>
 
 <file path=customXml/itemProps1.xml><?xml version="1.0" encoding="utf-8"?>
-<ds:datastoreItem xmlns:ds="http://schemas.openxmlformats.org/officeDocument/2006/customXml" ds:itemID="{A85FB5CB-B313-428B-A238-4E5B4CAF9E17}">
+<ds:datastoreItem xmlns:ds="http://schemas.openxmlformats.org/officeDocument/2006/customXml" ds:itemID="{15B0C66A-F702-4B13-AAE8-16B85E34A390}">
   <ds:schemaRefs>
     <ds:schemaRef ds:uri="http://schemas.openxmlformats.org/officeDocument/2006/bibliography"/>
   </ds:schemaRefs>
